--- a/pr-preview/pr-257/estimation-handout.docx
+++ b/pr-preview/pr-257/estimation-handout.docx
@@ -15,7 +15,7 @@
         <w:pStyle w:val="Date"/>
       </w:pPr>
       <w:r>
-        <w:t xml:space="preserve">Last modified: 2026-10-16 05:26:23 (PDT)</w:t>
+        <w:t xml:space="preserve">Last modified: 2026-10-16 10:01:37 (PDT)</w:t>
       </w:r>
     </w:p>
     <w:bookmarkStart w:id="14" w:name="scientific-models"/>
@@ -6773,7 +6773,7 @@
           <m:rPr>
             <m:sty m:val="p"/>
           </m:rPr>
-          <m:t>MSE</m:t>
+          <m:t>pMSE</m:t>
         </m:r>
         <m:r>
           <m:t>​</m:t>
@@ -6839,7 +6839,7 @@
             <m:rPr>
               <m:sty m:val="p"/>
             </m:rPr>
-            <m:t>MSE</m:t>
+            <m:t>pMSE</m:t>
           </m:r>
           <m:r>
             <m:t>​</m:t>
@@ -10038,7 +10038,7 @@
           <m:rPr>
             <m:sty m:val="p"/>
           </m:rPr>
-          <m:t>MSE</m:t>
+          <m:t>pMSE</m:t>
         </m:r>
         <m:r>
           <m:t>​</m:t>
@@ -10206,7 +10206,7 @@
                 <m:rPr>
                   <m:sty m:val="p"/>
                 </m:rPr>
-                <m:t>MSE</m:t>
+                <m:t>pMSE</m:t>
               </m:r>
               <m:r>
                 <m:t>​</m:t>
@@ -11067,7 +11067,7 @@
             <m:rPr>
               <m:sty m:val="p"/>
             </m:rPr>
-            <m:t>MSE</m:t>
+            <m:t>pMSE</m:t>
           </m:r>
           <m:r>
             <m:t>​</m:t>
@@ -11305,7 +11305,7 @@
             <m:rPr>
               <m:sty m:val="p"/>
             </m:rPr>
-            <m:t>MSE</m:t>
+            <m:t>pMSE</m:t>
           </m:r>
           <m:r>
             <m:t>​</m:t>
@@ -11513,7 +11513,7 @@
           <m:rPr>
             <m:sty m:val="p"/>
           </m:rPr>
-          <m:t>MSE</m:t>
+          <m:t>pMSE</m:t>
         </m:r>
         <m:r>
           <m:t>​</m:t>
@@ -12217,7 +12217,7 @@
                 <m:rPr>
                   <m:sty m:val="p"/>
                 </m:rPr>
-                <m:t>MSE</m:t>
+                <m:t>pMSE</m:t>
               </m:r>
               <m:r>
                 <m:t>​</m:t>
@@ -12383,7 +12383,7 @@
                 <m:rPr>
                   <m:sty m:val="p"/>
                 </m:rPr>
-                <m:t>MSE</m:t>
+                <m:t>pMSE</m:t>
               </m:r>
               <m:r>
                 <m:t>​</m:t>
@@ -13410,7 +13410,7 @@
                 <m:rPr>
                   <m:sty m:val="p"/>
                 </m:rPr>
-                <m:t>MSE</m:t>
+                <m:t>pMSE</m:t>
               </m:r>
               <m:r>
                 <m:t>​</m:t>
@@ -13506,7 +13506,7 @@
                 <m:rPr>
                   <m:sty m:val="p"/>
                 </m:rPr>
-                <m:t>MSE</m:t>
+                <m:t>pMSE</m:t>
               </m:r>
               <m:r>
                 <m:t>​</m:t>
@@ -13753,7 +13753,7 @@
             <m:rPr>
               <m:sty m:val="p"/>
             </m:rPr>
-            <m:t>RMSE</m:t>
+            <m:t>pRMSE</m:t>
           </m:r>
           <m:r>
             <m:t>​</m:t>
@@ -13810,7 +13810,7 @@
                 <m:rPr>
                   <m:sty m:val="p"/>
                 </m:rPr>
-                <m:t>MSE</m:t>
+                <m:t>pMSE</m:t>
               </m:r>
               <m:r>
                 <m:t>​</m:t>
@@ -20281,7 +20281,7 @@
                 <m:rPr>
                   <m:sty m:val="p"/>
                 </m:rPr>
-                <m:t>MSE</m:t>
+                <m:t>pMSE</m:t>
               </m:r>
               <m:r>
                 <m:t>​</m:t>
@@ -20745,7 +20745,7 @@
             <m:rPr>
               <m:sty m:val="p"/>
             </m:rPr>
-            <m:t>MSE</m:t>
+            <m:t>pMSE</m:t>
           </m:r>
           <m:r>
             <m:t>​</m:t>
@@ -25040,7 +25040,7 @@
                 <m:rPr>
                   <m:sty m:val="p"/>
                 </m:rPr>
-                <m:t>MSE</m:t>
+                <m:t>pMSE</m:t>
               </m:r>
               <m:r>
                 <m:t>​</m:t>
@@ -25232,7 +25232,7 @@
                 <m:rPr>
                   <m:sty m:val="p"/>
                 </m:rPr>
-                <m:t>MSE</m:t>
+                <m:t>pMSE</m:t>
               </m:r>
               <m:r>
                 <m:t>​</m:t>
@@ -25472,7 +25472,7 @@
                 <m:rPr>
                   <m:sty m:val="p"/>
                 </m:rPr>
-                <m:t>MSE</m:t>
+                <m:t>pMSE</m:t>
               </m:r>
               <m:r>
                 <m:t>​</m:t>
@@ -25750,7 +25750,7 @@
                 <m:rPr>
                   <m:sty m:val="p"/>
                 </m:rPr>
-                <m:t>MSE</m:t>
+                <m:t>pMSE</m:t>
               </m:r>
               <m:r>
                 <m:t>​</m:t>
@@ -26038,7 +26038,7 @@
             <m:rPr>
               <m:sty m:val="p"/>
             </m:rPr>
-            <m:t>MSE</m:t>
+            <m:t>pMSE</m:t>
           </m:r>
           <m:r>
             <m:t>​</m:t>
@@ -26314,7 +26314,7 @@
           <m:rPr>
             <m:sty m:val="p"/>
           </m:rPr>
-          <m:t>MSE</m:t>
+          <m:t>pMSE</m:t>
         </m:r>
         <m:r>
           <m:t>​</m:t>
@@ -26412,7 +26412,7 @@
                     <m:rPr>
                       <m:sty m:val="p"/>
                     </m:rPr>
-                    <m:t>MSE</m:t>
+                    <m:t>pMSE</m:t>
                   </m:r>
                   <m:r>
                     <m:t>​</m:t>
@@ -26663,7 +26663,7 @@
                 <m:rPr>
                   <m:sty m:val="p"/>
                 </m:rPr>
-                <m:t>MSE</m:t>
+                <m:t>pMSE</m:t>
               </m:r>
               <m:r>
                 <m:t>​</m:t>
